--- a/提交材料/03_未来发展文档.docx
+++ b/提交材料/03_未来发展文档.docx
@@ -306,7 +306,7 @@
           </w:tcPr>
           <w:p>
             <w:r>
-              <w:t>2026年8月16日</w:t>
+              <w:t>2026年8月17日</w:t>
             </w:r>
           </w:p>
         </w:tc>
@@ -1235,15 +1235,7 @@
                 <w:b/>
                 <w:color w:val="000000"/>
               </w:rPr>
-              <w:t xml:space="preserve">规模不等于质量  </w:t>
-            </w:r>
-            <w:r>
-              <w:rPr>
-                <w:rFonts w:ascii="Calibri" w:hAnsi="Calibri" w:eastAsia="Microsoft YaHei"/>
-                <w:color w:val="000000"/>
-                <w:sz w:val="19"/>
-              </w:rPr>
-              <w:t>千题题库应以蓝图覆盖与统计质量为目标，不使用模板机械复制。当前90题可作为首个校准批次。</w:t>
+              <w:t>规模不等于质量  千题题库应以蓝图覆盖与统计质量为目标，不使用模板机械复制。当前96题可作为首个校准批次。</w:t>
             </w:r>
           </w:p>
         </w:tc>
